--- a/pr-preview/pr-283/chapters/citations-evidence-tracked-changes.docx
+++ b/pr-preview/pr-283/chapters/citations-evidence-tracked-changes.docx
@@ -26,7 +26,7 @@
       </w:pPr>
       <w:ins w:id="2" w:author="PR Preview" w:date="2026-01-01T00:00:00Z">
         <w:r>
-          <w:t xml:space="preserve">Last modified: 2026-10-18 22:03:02 (PDT)</w:t>
+          <w:t xml:space="preserve">Last modified: 2026-10-18 22:24:37 (PDT)</w:t>
         </w:r>
       </w:ins>
     </w:p>
@@ -3273,7 +3273,7 @@
       </w:ins>
       <w:ins w:id="7" w:author="PR Preview" w:date="2026-01-01T00:00:00Z">
         <w:r>
-          <w:t xml:space="preserve">A second citation of the same source in the same div adds a number the reader must look up again</w:t>
+          <w:t xml:space="preserve">A second citation of the same source in the same div adds a number that the reader must look up again</w:t>
         </w:r>
       </w:ins>
       <w:ins w:id="8" w:author="PR Preview" w:date="2026-01-01T00:00:00Z">
@@ -3324,13 +3324,23 @@
           <w:t xml:space="preserve">.</w:t>
         </w:r>
       </w:ins>
+      <w:ins w:id="17" w:author="PR Preview" w:date="2026-01-01T00:00:00Z">
+        <w:r>
+          <w:t xml:space="preserve"> </w:t>
+        </w:r>
+      </w:ins>
+      <w:ins w:id="18" w:author="PR Preview" w:date="2026-01-01T00:00:00Z">
+        <w:r>
+          <w:t xml:space="preserve">The rule to cite a Wikipedia article once, where its term is defined, is a case of this one.</w:t>
+        </w:r>
+      </w:ins>
     </w:p>
     <w:bookmarkStart w:id="39" w:name="exm-cite-once"/>
     <w:p>
       <w:pPr>
         <w:pStyle w:val="BodyText"/>
       </w:pPr>
-      <w:ins w:id="17" w:author="PR Preview" w:date="2026-01-01T00:00:00Z">
+      <w:ins w:id="19" w:author="PR Preview" w:date="2026-01-01T00:00:00Z">
         <w:r>
           <w:rPr>
             <w:b/>
@@ -3339,48 +3349,38 @@
           <w:t xml:space="preserve">Example 4 (Citing one source once in a definition)</w:t>
         </w:r>
       </w:ins>
-      <w:ins w:id="18" w:author="PR Preview" w:date="2026-01-01T00:00:00Z">
+      <w:ins w:id="20" w:author="PR Preview" w:date="2026-01-01T00:00:00Z">
         <w:r>
           <w:t xml:space="preserve"> </w:t>
-        </w:r>
-      </w:ins>
-      <w:ins w:id="19" w:author="PR Preview" w:date="2026-01-01T00:00:00Z">
-        <w:r>
-          <w:t xml:space="preserve"> </w:t>
-        </w:r>
-      </w:ins>
-    </w:p>
-    <w:p>
-      <w:pPr>
-        <w:pStyle w:val="BlockText"/>
-      </w:pPr>
-      <w:ins w:id="20" w:author="PR Preview" w:date="2026-01-01T00:00:00Z">
-        <w:r>
-          <w:t xml:space="preserve">❌ A</w:t>
         </w:r>
       </w:ins>
       <w:ins w:id="21" w:author="PR Preview" w:date="2026-01-01T00:00:00Z">
         <w:r>
+          <w:t xml:space="preserve"> </w:t>
+        </w:r>
+      </w:ins>
+    </w:p>
+    <w:p>
+      <w:pPr>
+        <w:pStyle w:val="BlockText"/>
+      </w:pPr>
+      <w:ins w:id="22" w:author="PR Preview" w:date="2026-01-01T00:00:00Z">
+        <w:r>
+          <w:t xml:space="preserve">❌ A</w:t>
+        </w:r>
+      </w:ins>
+      <w:ins w:id="23" w:author="PR Preview" w:date="2026-01-01T00:00:00Z">
+        <w:r>
           <w:t xml:space="preserve"> </w:t>
         </w:r>
       </w:ins>
-      <w:ins w:id="22" w:author="PR Preview" w:date="2026-01-01T00:00:00Z">
+      <w:ins w:id="24" w:author="PR Preview" w:date="2026-01-01T00:00:00Z">
         <w:r>
           <w:rPr>
             <w:i/>
             <w:iCs/>
           </w:rPr>
-          <w:t xml:space="preserve">training set</w:t>
-        </w:r>
-      </w:ins>
-      <w:ins w:id="23" w:author="PR Preview" w:date="2026-01-01T00:00:00Z">
-        <w:r>
-          <w:t xml:space="preserve"> </w:t>
-        </w:r>
-      </w:ins>
-      <w:ins w:id="24" w:author="PR Preview" w:date="2026-01-01T00:00:00Z">
-        <w:r>
-          <w:t xml:space="preserve">is the part of the data used to fit a model</w:t>
+          <w:t xml:space="preserve">Poisson random variable</w:t>
         </w:r>
       </w:ins>
       <w:ins w:id="25" w:author="PR Preview" w:date="2026-01-01T00:00:00Z">
@@ -3390,21 +3390,17 @@
       </w:ins>
       <w:ins w:id="26" w:author="PR Preview" w:date="2026-01-01T00:00:00Z">
         <w:r>
-          <w:t xml:space="preserve">(</w:t>
+          <w:t xml:space="preserve">counts events in a fixed interval</w:t>
         </w:r>
       </w:ins>
       <w:ins w:id="27" w:author="PR Preview" w:date="2026-01-01T00:00:00Z">
         <w:r>
-          <w:rPr>
-            <w:b/>
-            <w:bCs/>
-          </w:rPr>
-          <w:t xml:space="preserve">wikipedia_training_validation_and_test_data_sets?</w:t>
+          <w:t xml:space="preserve"> </w:t>
         </w:r>
       </w:ins>
       <w:ins w:id="28" w:author="PR Preview" w:date="2026-01-01T00:00:00Z">
         <w:r>
-          <w:t xml:space="preserve">)</w:t>
+          <w:t xml:space="preserve">(Wikipedia contributors 2026)</w:t>
         </w:r>
       </w:ins>
       <w:ins w:id="29" w:author="PR Preview" w:date="2026-01-01T00:00:00Z">
@@ -3429,50 +3425,46 @@
       </w:ins>
       <w:ins w:id="33" w:author="PR Preview" w:date="2026-01-01T00:00:00Z">
         <w:r>
-          <w:t xml:space="preserve">(</w:t>
+          <w:t xml:space="preserve">Wikipedia contributors (2026)</w:t>
         </w:r>
       </w:ins>
       <w:ins w:id="34" w:author="PR Preview" w:date="2026-01-01T00:00:00Z">
         <w:r>
-          <w:rPr>
-            <w:b/>
-            <w:bCs/>
-          </w:rPr>
-          <w:t xml:space="preserve">wikipedia_training_validation_and_test_data_sets?</w:t>
+          <w:t xml:space="preserve">.</w:t>
         </w:r>
       </w:ins>
+    </w:p>
+    <w:p>
+      <w:pPr>
+        <w:pStyle w:val="BlockText"/>
+      </w:pPr>
       <w:ins w:id="35" w:author="PR Preview" w:date="2026-01-01T00:00:00Z">
         <w:r>
-          <w:t xml:space="preserve">)</w:t>
+          <w:t xml:space="preserve">✅ A</w:t>
         </w:r>
       </w:ins>
       <w:ins w:id="36" w:author="PR Preview" w:date="2026-01-01T00:00:00Z">
         <w:r>
-          <w:t xml:space="preserve">.</w:t>
+          <w:t xml:space="preserve"> </w:t>
         </w:r>
       </w:ins>
-    </w:p>
-    <w:p>
-      <w:pPr>
-        <w:pStyle w:val="BlockText"/>
-      </w:pPr>
       <w:ins w:id="37" w:author="PR Preview" w:date="2026-01-01T00:00:00Z">
-        <w:r>
-          <w:t xml:space="preserve">✅ A</w:t>
-        </w:r>
-      </w:ins>
-      <w:ins w:id="38" w:author="PR Preview" w:date="2026-01-01T00:00:00Z">
-        <w:r>
-          <w:t xml:space="preserve"> </w:t>
-        </w:r>
-      </w:ins>
-      <w:ins w:id="39" w:author="PR Preview" w:date="2026-01-01T00:00:00Z">
         <w:r>
           <w:rPr>
             <w:i/>
             <w:iCs/>
           </w:rPr>
-          <w:t xml:space="preserve">training set</w:t>
+          <w:t xml:space="preserve">Poisson random variable</w:t>
+        </w:r>
+      </w:ins>
+      <w:ins w:id="38" w:author="PR Preview" w:date="2026-01-01T00:00:00Z">
+        <w:r>
+          <w:t xml:space="preserve"> </w:t>
+        </w:r>
+      </w:ins>
+      <w:ins w:id="39" w:author="PR Preview" w:date="2026-01-01T00:00:00Z">
+        <w:r>
+          <w:t xml:space="preserve">counts events in a fixed interval.</w:t>
         </w:r>
       </w:ins>
       <w:ins w:id="40" w:author="PR Preview" w:date="2026-01-01T00:00:00Z">
@@ -3482,7 +3474,7 @@
       </w:ins>
       <w:ins w:id="41" w:author="PR Preview" w:date="2026-01-01T00:00:00Z">
         <w:r>
-          <w:t xml:space="preserve">is the part of the data used to fit a model.</w:t>
+          <w:t xml:space="preserve">Source:</w:t>
         </w:r>
       </w:ins>
       <w:ins w:id="42" w:author="PR Preview" w:date="2026-01-01T00:00:00Z">
@@ -3492,54 +3484,30 @@
       </w:ins>
       <w:ins w:id="43" w:author="PR Preview" w:date="2026-01-01T00:00:00Z">
         <w:r>
-          <w:t xml:space="preserve">Source:</w:t>
+          <w:t xml:space="preserve">Wikipedia contributors (2026)</w:t>
         </w:r>
       </w:ins>
       <w:ins w:id="44" w:author="PR Preview" w:date="2026-01-01T00:00:00Z">
         <w:r>
-          <w:t xml:space="preserve"> </w:t>
+          <w:t xml:space="preserve">.</w:t>
         </w:r>
       </w:ins>
+    </w:p>
+    <w:p>
+      <w:pPr>
+        <w:pStyle w:val="FirstParagraph"/>
+      </w:pPr>
       <w:ins w:id="45" w:author="PR Preview" w:date="2026-01-01T00:00:00Z">
         <w:r>
-          <w:t xml:space="preserve">(</w:t>
+          <w:t xml:space="preserve">Both versions credit the same article.</w:t>
         </w:r>
       </w:ins>
       <w:ins w:id="46" w:author="PR Preview" w:date="2026-01-01T00:00:00Z">
         <w:r>
-          <w:rPr>
-            <w:b/>
-            <w:bCs/>
-          </w:rPr>
-          <w:t xml:space="preserve">wikipedia_training_validation_and_test_data_sets?</w:t>
+          <w:t xml:space="preserve"> </w:t>
         </w:r>
       </w:ins>
       <w:ins w:id="47" w:author="PR Preview" w:date="2026-01-01T00:00:00Z">
-        <w:r>
-          <w:t xml:space="preserve">)</w:t>
-        </w:r>
-      </w:ins>
-      <w:ins w:id="48" w:author="PR Preview" w:date="2026-01-01T00:00:00Z">
-        <w:r>
-          <w:t xml:space="preserve">.</w:t>
-        </w:r>
-      </w:ins>
-    </w:p>
-    <w:p>
-      <w:pPr>
-        <w:pStyle w:val="FirstParagraph"/>
-      </w:pPr>
-      <w:ins w:id="49" w:author="PR Preview" w:date="2026-01-01T00:00:00Z">
-        <w:r>
-          <w:t xml:space="preserve">Both versions credit the same article.</w:t>
-        </w:r>
-      </w:ins>
-      <w:ins w:id="50" w:author="PR Preview" w:date="2026-01-01T00:00:00Z">
-        <w:r>
-          <w:t xml:space="preserve"> </w:t>
-        </w:r>
-      </w:ins>
-      <w:ins w:id="51" w:author="PR Preview" w:date="2026-01-01T00:00:00Z">
         <w:r>
           <w:t xml:space="preserve">The second one does it once, in the source line that closes the div.</w:t>
         </w:r>
@@ -3552,7 +3520,7 @@
       <w:pPr>
         <w:pStyle w:val="Heading2"/>
       </w:pPr>
-      <w:ins w:id="52" w:author="PR Preview" w:date="2026-01-01T00:00:00Z">
+      <w:ins w:id="48" w:author="PR Preview" w:date="2026-01-01T00:00:00Z">
         <w:r>
           <w:t xml:space="preserve">11 Best practices</w:t>
         </w:r>
@@ -3732,7 +3700,7 @@
       <w:pPr>
         <w:pStyle w:val="Heading2"/>
       </w:pPr>
-      <w:del w:id="53" w:author="PR Preview" w:date="2026-01-01T00:00:00Z">
+      <w:del w:id="49" w:author="PR Preview" w:date="2026-01-01T00:00:00Z">
         <w:r>
           <w:delText xml:space="preserve">11 Quote the original</w:delText>
         </w:r>
@@ -3742,7 +3710,7 @@
       <w:pPr>
         <w:pStyle w:val="Heading2"/>
       </w:pPr>
-      <w:ins w:id="54" w:author="PR Preview" w:date="2026-01-01T00:00:00Z">
+      <w:ins w:id="50" w:author="PR Preview" w:date="2026-01-01T00:00:00Z">
         <w:r>
           <w:t xml:space="preserve">12 Quote the original</w:t>
         </w:r>
@@ -3828,7 +3796,7 @@
       <w:pPr>
         <w:pStyle w:val="Heading2"/>
       </w:pPr>
-      <w:del w:id="55" w:author="PR Preview" w:date="2026-01-01T00:00:00Z">
+      <w:del w:id="51" w:author="PR Preview" w:date="2026-01-01T00:00:00Z">
         <w:r>
           <w:delText xml:space="preserve">12 Copy organization names from their source</w:delText>
         </w:r>
@@ -3838,7 +3806,7 @@
       <w:pPr>
         <w:pStyle w:val="Heading2"/>
       </w:pPr>
-      <w:ins w:id="56" w:author="PR Preview" w:date="2026-01-01T00:00:00Z">
+      <w:ins w:id="52" w:author="PR Preview" w:date="2026-01-01T00:00:00Z">
         <w:r>
           <w:t xml:space="preserve">13 Copy organization names from their source</w:t>
         </w:r>
@@ -3870,7 +3838,7 @@
       <w:pPr>
         <w:pStyle w:val="Heading2"/>
       </w:pPr>
-      <w:del w:id="57" w:author="PR Preview" w:date="2026-01-01T00:00:00Z">
+      <w:del w:id="53" w:author="PR Preview" w:date="2026-01-01T00:00:00Z">
         <w:r>
           <w:delText xml:space="preserve">13 Verify each bibliography entry</w:delText>
         </w:r>
@@ -3880,7 +3848,7 @@
       <w:pPr>
         <w:pStyle w:val="Heading2"/>
       </w:pPr>
-      <w:ins w:id="58" w:author="PR Preview" w:date="2026-01-01T00:00:00Z">
+      <w:ins w:id="54" w:author="PR Preview" w:date="2026-01-01T00:00:00Z">
         <w:r>
           <w:t xml:space="preserve">14 Verify each bibliography entry</w:t>
         </w:r>
@@ -3967,7 +3935,7 @@
       <w:pPr>
         <w:pStyle w:val="Heading2"/>
       </w:pPr>
-      <w:del w:id="59" w:author="PR Preview" w:date="2026-01-01T00:00:00Z">
+      <w:del w:id="55" w:author="PR Preview" w:date="2026-01-01T00:00:00Z">
         <w:r>
           <w:delText xml:space="preserve">14 Cite an alias directly</w:delText>
         </w:r>
@@ -3977,7 +3945,7 @@
       <w:pPr>
         <w:pStyle w:val="Heading2"/>
       </w:pPr>
-      <w:ins w:id="60" w:author="PR Preview" w:date="2026-01-01T00:00:00Z">
+      <w:ins w:id="56" w:author="PR Preview" w:date="2026-01-01T00:00:00Z">
         <w:r>
           <w:t xml:space="preserve">15 Cite an alias directly</w:t>
         </w:r>
@@ -4076,7 +4044,7 @@
       <w:pPr>
         <w:pStyle w:val="Heading2"/>
       </w:pPr>
-      <w:del w:id="61" w:author="PR Preview" w:date="2026-01-01T00:00:00Z">
+      <w:del w:id="57" w:author="PR Preview" w:date="2026-01-01T00:00:00Z">
         <w:r>
           <w:delText xml:space="preserve">15 Cite the original for named results</w:delText>
         </w:r>
@@ -4086,7 +4054,7 @@
       <w:pPr>
         <w:pStyle w:val="Heading2"/>
       </w:pPr>
-      <w:ins w:id="62" w:author="PR Preview" w:date="2026-01-01T00:00:00Z">
+      <w:ins w:id="58" w:author="PR Preview" w:date="2026-01-01T00:00:00Z">
         <w:r>
           <w:t xml:space="preserve">16 Cite the original for named results</w:t>
         </w:r>
@@ -4395,7 +4363,7 @@
       <w:pPr>
         <w:pStyle w:val="BodyText"/>
       </w:pPr>
-      <w:del w:id="63" w:author="PR Preview" w:date="2026-01-01T00:00:00Z">
+      <w:del w:id="59" w:author="PR Preview" w:date="2026-01-01T00:00:00Z">
         <w:r>
           <w:rPr>
             <w:b/>
@@ -4404,12 +4372,12 @@
           <w:delText xml:space="preserve">Example 4 (Crediting Chebyshev’s inequality)</w:delText>
         </w:r>
       </w:del>
-      <w:del w:id="64" w:author="PR Preview" w:date="2026-01-01T00:00:00Z">
+      <w:del w:id="60" w:author="PR Preview" w:date="2026-01-01T00:00:00Z">
         <w:r>
           <w:delText xml:space="preserve"> </w:delText>
         </w:r>
       </w:del>
-      <w:del w:id="65" w:author="PR Preview" w:date="2026-01-01T00:00:00Z">
+      <w:del w:id="61" w:author="PR Preview" w:date="2026-01-01T00:00:00Z">
         <w:r>
           <w:delText xml:space="preserve"> </w:delText>
         </w:r>
@@ -4419,7 +4387,7 @@
       <w:pPr>
         <w:pStyle w:val="BodyText"/>
       </w:pPr>
-      <w:ins w:id="66" w:author="PR Preview" w:date="2026-01-01T00:00:00Z">
+      <w:ins w:id="62" w:author="PR Preview" w:date="2026-01-01T00:00:00Z">
         <w:r>
           <w:rPr>
             <w:b/>
@@ -4428,12 +4396,12 @@
           <w:t xml:space="preserve">Example 5 (Crediting Chebyshev’s inequality)</w:t>
         </w:r>
       </w:ins>
-      <w:ins w:id="67" w:author="PR Preview" w:date="2026-01-01T00:00:00Z">
+      <w:ins w:id="63" w:author="PR Preview" w:date="2026-01-01T00:00:00Z">
         <w:r>
           <w:t xml:space="preserve"> </w:t>
         </w:r>
       </w:ins>
-      <w:ins w:id="68" w:author="PR Preview" w:date="2026-01-01T00:00:00Z">
+      <w:ins w:id="64" w:author="PR Preview" w:date="2026-01-01T00:00:00Z">
         <w:r>
           <w:t xml:space="preserve"> </w:t>
         </w:r>
@@ -4501,7 +4469,7 @@
       <w:pPr>
         <w:pStyle w:val="Heading2"/>
       </w:pPr>
-      <w:del w:id="69" w:author="PR Preview" w:date="2026-01-01T00:00:00Z">
+      <w:del w:id="65" w:author="PR Preview" w:date="2026-01-01T00:00:00Z">
         <w:r>
           <w:delText xml:space="preserve">16 Put the content first</w:delText>
         </w:r>
@@ -4511,7 +4479,7 @@
       <w:pPr>
         <w:pStyle w:val="Heading2"/>
       </w:pPr>
-      <w:ins w:id="70" w:author="PR Preview" w:date="2026-01-01T00:00:00Z">
+      <w:ins w:id="66" w:author="PR Preview" w:date="2026-01-01T00:00:00Z">
         <w:r>
           <w:t xml:space="preserve">17 Put the content first</w:t>
         </w:r>
@@ -4567,7 +4535,7 @@
       <w:pPr>
         <w:pStyle w:val="Heading2"/>
       </w:pPr>
-      <w:del w:id="71" w:author="PR Preview" w:date="2026-01-01T00:00:00Z">
+      <w:del w:id="67" w:author="PR Preview" w:date="2026-01-01T00:00:00Z">
         <w:r>
           <w:delText xml:space="preserve">17 Adapting another course’s material</w:delText>
         </w:r>
@@ -4577,7 +4545,7 @@
       <w:pPr>
         <w:pStyle w:val="Heading2"/>
       </w:pPr>
-      <w:ins w:id="72" w:author="PR Preview" w:date="2026-01-01T00:00:00Z">
+      <w:ins w:id="68" w:author="PR Preview" w:date="2026-01-01T00:00:00Z">
         <w:r>
           <w:t xml:space="preserve">18 Adapting another course’s material</w:t>
         </w:r>
@@ -4825,7 +4793,7 @@
       <w:pPr>
         <w:pStyle w:val="Heading2"/>
       </w:pPr>
-      <w:del w:id="73" w:author="PR Preview" w:date="2026-01-01T00:00:00Z">
+      <w:del w:id="69" w:author="PR Preview" w:date="2026-01-01T00:00:00Z">
         <w:r>
           <w:delText xml:space="preserve">18 Material from your own work</w:delText>
         </w:r>
@@ -4835,7 +4803,7 @@
       <w:pPr>
         <w:pStyle w:val="Heading2"/>
       </w:pPr>
-      <w:ins w:id="74" w:author="PR Preview" w:date="2026-01-01T00:00:00Z">
+      <w:ins w:id="70" w:author="PR Preview" w:date="2026-01-01T00:00:00Z">
         <w:r>
           <w:t xml:space="preserve">19 Material from your own work</w:t>
         </w:r>
@@ -5280,7 +5248,7 @@
       <w:pPr>
         <w:pStyle w:val="Heading2"/>
       </w:pPr>
-      <w:del w:id="75" w:author="PR Preview" w:date="2026-01-01T00:00:00Z">
+      <w:del w:id="71" w:author="PR Preview" w:date="2026-01-01T00:00:00Z">
         <w:r>
           <w:delText xml:space="preserve">19 Common citation errors to avoid</w:delText>
         </w:r>
@@ -5290,7 +5258,7 @@
       <w:pPr>
         <w:pStyle w:val="Heading2"/>
       </w:pPr>
-      <w:ins w:id="76" w:author="PR Preview" w:date="2026-01-01T00:00:00Z">
+      <w:ins w:id="72" w:author="PR Preview" w:date="2026-01-01T00:00:00Z">
         <w:r>
           <w:t xml:space="preserve">20 Common citation errors to avoid</w:t>
         </w:r>
@@ -5422,7 +5390,7 @@
           <w:numId w:val="1023"/>
         </w:numPr>
       </w:pPr>
-      <w:ins w:id="77" w:author="PR Preview" w:date="2026-01-01T00:00:00Z">
+      <w:ins w:id="73" w:author="PR Preview" w:date="2026-01-01T00:00:00Z">
         <w:r>
           <w:rPr>
             <w:b/>
@@ -5431,18 +5399,18 @@
           <w:t xml:space="preserve">Redundant citation</w:t>
         </w:r>
       </w:ins>
-      <w:ins w:id="78" w:author="PR Preview" w:date="2026-01-01T00:00:00Z">
+      <w:ins w:id="74" w:author="PR Preview" w:date="2026-01-01T00:00:00Z">
         <w:r>
           <w:t xml:space="preserve">: Citing the same source more than once in one div or passage (see</w:t>
         </w:r>
       </w:ins>
-      <w:ins w:id="79" w:author="PR Preview" w:date="2026-01-01T00:00:00Z">
+      <w:ins w:id="75" w:author="PR Preview" w:date="2026-01-01T00:00:00Z">
         <w:r>
           <w:t xml:space="preserve"> </w:t>
         </w:r>
       </w:ins>
       <w:hyperlink w:anchor="cite-once-per-passage">
-        <w:ins w:id="80" w:author="PR Preview" w:date="2026-01-01T00:00:00Z">
+        <w:ins w:id="76" w:author="PR Preview" w:date="2026-01-01T00:00:00Z">
           <w:r>
             <w:rPr>
               <w:rStyle w:val="Hyperlink"/>
@@ -5451,7 +5419,7 @@
           </w:r>
         </w:ins>
       </w:hyperlink>
-      <w:ins w:id="81" w:author="PR Preview" w:date="2026-01-01T00:00:00Z">
+      <w:ins w:id="77" w:author="PR Preview" w:date="2026-01-01T00:00:00Z">
         <w:r>
           <w:t xml:space="preserve">)</w:t>
         </w:r>
@@ -5520,7 +5488,7 @@
       <w:pPr>
         <w:pStyle w:val="Heading2"/>
       </w:pPr>
-      <w:del w:id="82" w:author="PR Preview" w:date="2026-01-01T00:00:00Z">
+      <w:del w:id="78" w:author="PR Preview" w:date="2026-01-01T00:00:00Z">
         <w:r>
           <w:delText xml:space="preserve">20 Examples</w:delText>
         </w:r>
@@ -5530,7 +5498,7 @@
       <w:pPr>
         <w:pStyle w:val="Heading3"/>
       </w:pPr>
-      <w:del w:id="83" w:author="PR Preview" w:date="2026-01-01T00:00:00Z">
+      <w:del w:id="79" w:author="PR Preview" w:date="2026-01-01T00:00:00Z">
         <w:r>
           <w:delText xml:space="preserve">20.1 Poor (unsupported claim)</w:delText>
         </w:r>
@@ -5540,7 +5508,7 @@
       <w:pPr>
         <w:pStyle w:val="Heading2"/>
       </w:pPr>
-      <w:ins w:id="84" w:author="PR Preview" w:date="2026-01-01T00:00:00Z">
+      <w:ins w:id="80" w:author="PR Preview" w:date="2026-01-01T00:00:00Z">
         <w:r>
           <w:t xml:space="preserve">21 Examples</w:t>
         </w:r>
@@ -5551,7 +5519,7 @@
       <w:pPr>
         <w:pStyle w:val="Heading3"/>
       </w:pPr>
-      <w:ins w:id="85" w:author="PR Preview" w:date="2026-01-01T00:00:00Z">
+      <w:ins w:id="81" w:author="PR Preview" w:date="2026-01-01T00:00:00Z">
         <w:r>
           <w:t xml:space="preserve">21.1 Poor (unsupported claim)</w:t>
         </w:r>
@@ -5586,7 +5554,7 @@
       <w:pPr>
         <w:pStyle w:val="Heading3"/>
       </w:pPr>
-      <w:del w:id="86" w:author="PR Preview" w:date="2026-01-01T00:00:00Z">
+      <w:del w:id="82" w:author="PR Preview" w:date="2026-01-01T00:00:00Z">
         <w:r>
           <w:delText xml:space="preserve">20.2 Better (citation provided)</w:delText>
         </w:r>
@@ -5596,7 +5564,7 @@
       <w:pPr>
         <w:pStyle w:val="Heading3"/>
       </w:pPr>
-      <w:ins w:id="87" w:author="PR Preview" w:date="2026-01-01T00:00:00Z">
+      <w:ins w:id="83" w:author="PR Preview" w:date="2026-01-01T00:00:00Z">
         <w:r>
           <w:t xml:space="preserve">21.2 Better (citation provided)</w:t>
         </w:r>
@@ -5640,7 +5608,7 @@
       <w:pPr>
         <w:pStyle w:val="Heading3"/>
       </w:pPr>
-      <w:del w:id="88" w:author="PR Preview" w:date="2026-01-01T00:00:00Z">
+      <w:del w:id="84" w:author="PR Preview" w:date="2026-01-01T00:00:00Z">
         <w:r>
           <w:delText xml:space="preserve">20.3 Best (citation with context)</w:delText>
         </w:r>
@@ -5650,7 +5618,7 @@
       <w:pPr>
         <w:pStyle w:val="Heading3"/>
       </w:pPr>
-      <w:ins w:id="89" w:author="PR Preview" w:date="2026-01-01T00:00:00Z">
+      <w:ins w:id="85" w:author="PR Preview" w:date="2026-01-01T00:00:00Z">
         <w:r>
           <w:t xml:space="preserve">21.3 Best (citation with context)</w:t>
         </w:r>
@@ -5706,7 +5674,7 @@
       <w:pPr>
         <w:pStyle w:val="Heading3"/>
       </w:pPr>
-      <w:del w:id="90" w:author="PR Preview" w:date="2026-01-01T00:00:00Z">
+      <w:del w:id="86" w:author="PR Preview" w:date="2026-01-01T00:00:00Z">
         <w:r>
           <w:delText xml:space="preserve">20.4 Poor (irrelevant citation)</w:delText>
         </w:r>
@@ -5716,7 +5684,7 @@
       <w:pPr>
         <w:pStyle w:val="Heading3"/>
       </w:pPr>
-      <w:ins w:id="91" w:author="PR Preview" w:date="2026-01-01T00:00:00Z">
+      <w:ins w:id="87" w:author="PR Preview" w:date="2026-01-01T00:00:00Z">
         <w:r>
           <w:t xml:space="preserve">21.4 Poor (irrelevant citation)</w:t>
         </w:r>
@@ -5760,7 +5728,7 @@
       <w:pPr>
         <w:pStyle w:val="Heading3"/>
       </w:pPr>
-      <w:del w:id="92" w:author="PR Preview" w:date="2026-01-01T00:00:00Z">
+      <w:del w:id="88" w:author="PR Preview" w:date="2026-01-01T00:00:00Z">
         <w:r>
           <w:delText xml:space="preserve">20.5 Better (relevant citation)</w:delText>
         </w:r>
@@ -5770,7 +5738,7 @@
       <w:pPr>
         <w:pStyle w:val="Heading3"/>
       </w:pPr>
-      <w:ins w:id="93" w:author="PR Preview" w:date="2026-01-01T00:00:00Z">
+      <w:ins w:id="89" w:author="PR Preview" w:date="2026-01-01T00:00:00Z">
         <w:r>
           <w:t xml:space="preserve">21.5 Better (relevant citation)</w:t>
         </w:r>
@@ -5815,7 +5783,7 @@
       <w:pPr>
         <w:pStyle w:val="Heading2"/>
       </w:pPr>
-      <w:del w:id="94" w:author="PR Preview" w:date="2026-01-01T00:00:00Z">
+      <w:del w:id="90" w:author="PR Preview" w:date="2026-01-01T00:00:00Z">
         <w:r>
           <w:delText xml:space="preserve">21 Conclusion</w:delText>
         </w:r>
@@ -5825,7 +5793,7 @@
       <w:pPr>
         <w:pStyle w:val="Heading2"/>
       </w:pPr>
-      <w:ins w:id="95" w:author="PR Preview" w:date="2026-01-01T00:00:00Z">
+      <w:ins w:id="91" w:author="PR Preview" w:date="2026-01-01T00:00:00Z">
         <w:r>
           <w:t xml:space="preserve">22 Conclusion</w:t>
         </w:r>
